--- a/word/04-chinh-sach-quy-trinh/qd-giao-don-vi-van-hanh.docx
+++ b/word/04-chinh-sach-quy-trinh/qd-giao-don-vi-van-hanh.docx
@@ -1719,14 +1719,14 @@
         <w:tblLayout w:type="autofit"/>
       </w:tblPr>
       <w:tblGrid>
-        <w:gridCol w:w="1633"/>
-        <w:gridCol w:w="859"/>
-        <w:gridCol w:w="1088"/>
-        <w:gridCol w:w="1088"/>
-        <w:gridCol w:w="1088"/>
-        <w:gridCol w:w="1088"/>
-        <w:gridCol w:w="1088"/>
-        <w:gridCol w:w="1093"/>
+        <w:gridCol w:w="2576"/>
+        <w:gridCol w:w="715"/>
+        <w:gridCol w:w="998"/>
+        <w:gridCol w:w="998"/>
+        <w:gridCol w:w="998"/>
+        <w:gridCol w:w="870"/>
+        <w:gridCol w:w="998"/>
+        <w:gridCol w:w="872"/>
       </w:tblGrid>
       <w:tr>
         <w:trPr>
@@ -1735,7 +1735,7 @@
         </w:trPr>
         <w:tc>
           <w:tcPr>
-            <w:tcW w:type="dxa" w:w="1633"/>
+            <w:tcW w:type="dxa" w:w="2576"/>
             <w:tcBorders>
               <w:top w:val="single" w:color="000000" w:sz="4"/>
               <w:left w:val="single" w:color="000000" w:sz="4"/>
@@ -1772,7 +1772,7 @@
         </w:tc>
         <w:tc>
           <w:tcPr>
-            <w:tcW w:type="dxa" w:w="859"/>
+            <w:tcW w:type="dxa" w:w="715"/>
             <w:tcBorders>
               <w:top w:val="single" w:color="000000" w:sz="4"/>
               <w:left w:val="single" w:color="000000" w:sz="4"/>
@@ -1809,7 +1809,7 @@
         </w:tc>
         <w:tc>
           <w:tcPr>
-            <w:tcW w:type="dxa" w:w="1088"/>
+            <w:tcW w:type="dxa" w:w="998"/>
             <w:tcBorders>
               <w:top w:val="single" w:color="000000" w:sz="4"/>
               <w:left w:val="single" w:color="000000" w:sz="4"/>
@@ -1846,7 +1846,7 @@
         </w:tc>
         <w:tc>
           <w:tcPr>
-            <w:tcW w:type="dxa" w:w="1088"/>
+            <w:tcW w:type="dxa" w:w="998"/>
             <w:tcBorders>
               <w:top w:val="single" w:color="000000" w:sz="4"/>
               <w:left w:val="single" w:color="000000" w:sz="4"/>
@@ -1883,7 +1883,7 @@
         </w:tc>
         <w:tc>
           <w:tcPr>
-            <w:tcW w:type="dxa" w:w="1088"/>
+            <w:tcW w:type="dxa" w:w="998"/>
             <w:tcBorders>
               <w:top w:val="single" w:color="000000" w:sz="4"/>
               <w:left w:val="single" w:color="000000" w:sz="4"/>
@@ -1920,7 +1920,7 @@
         </w:tc>
         <w:tc>
           <w:tcPr>
-            <w:tcW w:type="dxa" w:w="1088"/>
+            <w:tcW w:type="dxa" w:w="870"/>
             <w:tcBorders>
               <w:top w:val="single" w:color="000000" w:sz="4"/>
               <w:left w:val="single" w:color="000000" w:sz="4"/>
@@ -1957,7 +1957,7 @@
         </w:tc>
         <w:tc>
           <w:tcPr>
-            <w:tcW w:type="dxa" w:w="1088"/>
+            <w:tcW w:type="dxa" w:w="998"/>
             <w:tcBorders>
               <w:top w:val="single" w:color="000000" w:sz="4"/>
               <w:left w:val="single" w:color="000000" w:sz="4"/>
@@ -1994,7 +1994,7 @@
         </w:tc>
         <w:tc>
           <w:tcPr>
-            <w:tcW w:type="dxa" w:w="1093"/>
+            <w:tcW w:type="dxa" w:w="872"/>
             <w:tcBorders>
               <w:top w:val="single" w:color="000000" w:sz="4"/>
               <w:left w:val="single" w:color="000000" w:sz="4"/>
@@ -2037,7 +2037,7 @@
         </w:trPr>
         <w:tc>
           <w:tcPr>
-            <w:tcW w:type="dxa" w:w="1633"/>
+            <w:tcW w:type="dxa" w:w="2576"/>
             <w:tcBorders>
               <w:top w:val="single" w:color="000000" w:sz="4"/>
               <w:left w:val="single" w:color="000000" w:sz="4"/>
@@ -2073,7 +2073,7 @@
         </w:tc>
         <w:tc>
           <w:tcPr>
-            <w:tcW w:type="dxa" w:w="859"/>
+            <w:tcW w:type="dxa" w:w="715"/>
             <w:tcBorders>
               <w:top w:val="single" w:color="000000" w:sz="4"/>
               <w:left w:val="single" w:color="000000" w:sz="4"/>
@@ -2109,7 +2109,7 @@
         </w:tc>
         <w:tc>
           <w:tcPr>
-            <w:tcW w:type="dxa" w:w="1088"/>
+            <w:tcW w:type="dxa" w:w="998"/>
             <w:tcBorders>
               <w:top w:val="single" w:color="000000" w:sz="4"/>
               <w:left w:val="single" w:color="000000" w:sz="4"/>
@@ -2133,7 +2133,7 @@
         </w:tc>
         <w:tc>
           <w:tcPr>
-            <w:tcW w:type="dxa" w:w="1088"/>
+            <w:tcW w:type="dxa" w:w="998"/>
             <w:tcBorders>
               <w:top w:val="single" w:color="000000" w:sz="4"/>
               <w:left w:val="single" w:color="000000" w:sz="4"/>
@@ -2157,7 +2157,7 @@
         </w:tc>
         <w:tc>
           <w:tcPr>
-            <w:tcW w:type="dxa" w:w="1088"/>
+            <w:tcW w:type="dxa" w:w="998"/>
             <w:tcBorders>
               <w:top w:val="single" w:color="000000" w:sz="4"/>
               <w:left w:val="single" w:color="000000" w:sz="4"/>
@@ -2181,7 +2181,7 @@
         </w:tc>
         <w:tc>
           <w:tcPr>
-            <w:tcW w:type="dxa" w:w="1088"/>
+            <w:tcW w:type="dxa" w:w="870"/>
             <w:tcBorders>
               <w:top w:val="single" w:color="000000" w:sz="4"/>
               <w:left w:val="single" w:color="000000" w:sz="4"/>
@@ -2205,7 +2205,7 @@
         </w:tc>
         <w:tc>
           <w:tcPr>
-            <w:tcW w:type="dxa" w:w="1088"/>
+            <w:tcW w:type="dxa" w:w="998"/>
             <w:tcBorders>
               <w:top w:val="single" w:color="000000" w:sz="4"/>
               <w:left w:val="single" w:color="000000" w:sz="4"/>
@@ -2229,7 +2229,7 @@
         </w:tc>
         <w:tc>
           <w:tcPr>
-            <w:tcW w:type="dxa" w:w="1093"/>
+            <w:tcW w:type="dxa" w:w="872"/>
             <w:tcBorders>
               <w:top w:val="single" w:color="000000" w:sz="4"/>
               <w:left w:val="single" w:color="000000" w:sz="4"/>
@@ -2259,7 +2259,7 @@
         </w:trPr>
         <w:tc>
           <w:tcPr>
-            <w:tcW w:type="dxa" w:w="1633"/>
+            <w:tcW w:type="dxa" w:w="2576"/>
             <w:tcBorders>
               <w:top w:val="single" w:color="000000" w:sz="4"/>
               <w:left w:val="single" w:color="000000" w:sz="4"/>
@@ -2295,7 +2295,7 @@
         </w:tc>
         <w:tc>
           <w:tcPr>
-            <w:tcW w:type="dxa" w:w="859"/>
+            <w:tcW w:type="dxa" w:w="715"/>
             <w:tcBorders>
               <w:top w:val="single" w:color="000000" w:sz="4"/>
               <w:left w:val="single" w:color="000000" w:sz="4"/>
@@ -2331,7 +2331,7 @@
         </w:tc>
         <w:tc>
           <w:tcPr>
-            <w:tcW w:type="dxa" w:w="1088"/>
+            <w:tcW w:type="dxa" w:w="998"/>
             <w:tcBorders>
               <w:top w:val="single" w:color="000000" w:sz="4"/>
               <w:left w:val="single" w:color="000000" w:sz="4"/>
@@ -2355,7 +2355,7 @@
         </w:tc>
         <w:tc>
           <w:tcPr>
-            <w:tcW w:type="dxa" w:w="1088"/>
+            <w:tcW w:type="dxa" w:w="998"/>
             <w:tcBorders>
               <w:top w:val="single" w:color="000000" w:sz="4"/>
               <w:left w:val="single" w:color="000000" w:sz="4"/>
@@ -2379,7 +2379,7 @@
         </w:tc>
         <w:tc>
           <w:tcPr>
-            <w:tcW w:type="dxa" w:w="1088"/>
+            <w:tcW w:type="dxa" w:w="998"/>
             <w:tcBorders>
               <w:top w:val="single" w:color="000000" w:sz="4"/>
               <w:left w:val="single" w:color="000000" w:sz="4"/>
@@ -2403,7 +2403,7 @@
         </w:tc>
         <w:tc>
           <w:tcPr>
-            <w:tcW w:type="dxa" w:w="1088"/>
+            <w:tcW w:type="dxa" w:w="870"/>
             <w:tcBorders>
               <w:top w:val="single" w:color="000000" w:sz="4"/>
               <w:left w:val="single" w:color="000000" w:sz="4"/>
@@ -2427,7 +2427,7 @@
         </w:tc>
         <w:tc>
           <w:tcPr>
-            <w:tcW w:type="dxa" w:w="1088"/>
+            <w:tcW w:type="dxa" w:w="998"/>
             <w:tcBorders>
               <w:top w:val="single" w:color="000000" w:sz="4"/>
               <w:left w:val="single" w:color="000000" w:sz="4"/>
@@ -2451,7 +2451,7 @@
         </w:tc>
         <w:tc>
           <w:tcPr>
-            <w:tcW w:type="dxa" w:w="1093"/>
+            <w:tcW w:type="dxa" w:w="872"/>
             <w:tcBorders>
               <w:top w:val="single" w:color="000000" w:sz="4"/>
               <w:left w:val="single" w:color="000000" w:sz="4"/>
@@ -2481,7 +2481,7 @@
         </w:trPr>
         <w:tc>
           <w:tcPr>
-            <w:tcW w:type="dxa" w:w="1633"/>
+            <w:tcW w:type="dxa" w:w="2576"/>
             <w:tcBorders>
               <w:top w:val="single" w:color="000000" w:sz="4"/>
               <w:left w:val="single" w:color="000000" w:sz="4"/>
@@ -2517,7 +2517,7 @@
         </w:tc>
         <w:tc>
           <w:tcPr>
-            <w:tcW w:type="dxa" w:w="859"/>
+            <w:tcW w:type="dxa" w:w="715"/>
             <w:tcBorders>
               <w:top w:val="single" w:color="000000" w:sz="4"/>
               <w:left w:val="single" w:color="000000" w:sz="4"/>
@@ -2553,7 +2553,7 @@
         </w:tc>
         <w:tc>
           <w:tcPr>
-            <w:tcW w:type="dxa" w:w="1088"/>
+            <w:tcW w:type="dxa" w:w="998"/>
             <w:tcBorders>
               <w:top w:val="single" w:color="000000" w:sz="4"/>
               <w:left w:val="single" w:color="000000" w:sz="4"/>
@@ -2577,7 +2577,7 @@
         </w:tc>
         <w:tc>
           <w:tcPr>
-            <w:tcW w:type="dxa" w:w="1088"/>
+            <w:tcW w:type="dxa" w:w="998"/>
             <w:tcBorders>
               <w:top w:val="single" w:color="000000" w:sz="4"/>
               <w:left w:val="single" w:color="000000" w:sz="4"/>
@@ -2601,7 +2601,7 @@
         </w:tc>
         <w:tc>
           <w:tcPr>
-            <w:tcW w:type="dxa" w:w="1088"/>
+            <w:tcW w:type="dxa" w:w="998"/>
             <w:tcBorders>
               <w:top w:val="single" w:color="000000" w:sz="4"/>
               <w:left w:val="single" w:color="000000" w:sz="4"/>
@@ -2625,7 +2625,7 @@
         </w:tc>
         <w:tc>
           <w:tcPr>
-            <w:tcW w:type="dxa" w:w="1088"/>
+            <w:tcW w:type="dxa" w:w="870"/>
             <w:tcBorders>
               <w:top w:val="single" w:color="000000" w:sz="4"/>
               <w:left w:val="single" w:color="000000" w:sz="4"/>
@@ -2649,7 +2649,7 @@
         </w:tc>
         <w:tc>
           <w:tcPr>
-            <w:tcW w:type="dxa" w:w="1088"/>
+            <w:tcW w:type="dxa" w:w="998"/>
             <w:tcBorders>
               <w:top w:val="single" w:color="000000" w:sz="4"/>
               <w:left w:val="single" w:color="000000" w:sz="4"/>
@@ -2673,7 +2673,7 @@
         </w:tc>
         <w:tc>
           <w:tcPr>
-            <w:tcW w:type="dxa" w:w="1093"/>
+            <w:tcW w:type="dxa" w:w="872"/>
             <w:tcBorders>
               <w:top w:val="single" w:color="000000" w:sz="4"/>
               <w:left w:val="single" w:color="000000" w:sz="4"/>
